--- a/tillsyn/A 53100-2025 tillsynsbegäran.docx
+++ b/tillsyn/A 53100-2025 tillsynsbegäran.docx
@@ -347,7 +347,7 @@
     <w:r>
       <w:tab/>
       <w:tab/>
-      <w:t>2025-12-19</w:t>
+      <w:t>2025-12-20</w:t>
       <w:br/>
       <w:br/>
     </w:r>

--- a/tillsyn/A 53100-2025 tillsynsbegäran.docx
+++ b/tillsyn/A 53100-2025 tillsynsbegäran.docx
@@ -347,7 +347,7 @@
     <w:r>
       <w:tab/>
       <w:tab/>
-      <w:t>2025-12-20</w:t>
+      <w:t>2025-12-21</w:t>
       <w:br/>
       <w:br/>
     </w:r>

--- a/tillsyn/A 53100-2025 tillsynsbegäran.docx
+++ b/tillsyn/A 53100-2025 tillsynsbegäran.docx
@@ -347,7 +347,7 @@
     <w:r>
       <w:tab/>
       <w:tab/>
-      <w:t>2025-12-21</w:t>
+      <w:t>2025-12-22</w:t>
       <w:br/>
       <w:br/>
     </w:r>

--- a/tillsyn/A 53100-2025 tillsynsbegäran.docx
+++ b/tillsyn/A 53100-2025 tillsynsbegäran.docx
@@ -347,7 +347,7 @@
     <w:r>
       <w:tab/>
       <w:tab/>
-      <w:t>2025-12-22</w:t>
+      <w:t>2025-12-26</w:t>
       <w:br/>
       <w:br/>
     </w:r>

--- a/tillsyn/A 53100-2025 tillsynsbegäran.docx
+++ b/tillsyn/A 53100-2025 tillsynsbegäran.docx
@@ -347,7 +347,7 @@
     <w:r>
       <w:tab/>
       <w:tab/>
-      <w:t>2026-01-03</w:t>
+      <w:t>2026-01-04</w:t>
       <w:br/>
       <w:br/>
     </w:r>

--- a/tillsyn/A 53100-2025 tillsynsbegäran.docx
+++ b/tillsyn/A 53100-2025 tillsynsbegäran.docx
@@ -347,7 +347,7 @@
     <w:r>
       <w:tab/>
       <w:tab/>
-      <w:t>2026-01-07</w:t>
+      <w:t>2026-01-08</w:t>
       <w:br/>
       <w:br/>
     </w:r>

--- a/tillsyn/A 53100-2025 tillsynsbegäran.docx
+++ b/tillsyn/A 53100-2025 tillsynsbegäran.docx
@@ -347,7 +347,7 @@
     <w:r>
       <w:tab/>
       <w:tab/>
-      <w:t>2026-01-08</w:t>
+      <w:t>2026-01-09</w:t>
       <w:br/>
       <w:br/>
     </w:r>

--- a/tillsyn/A 53100-2025 tillsynsbegäran.docx
+++ b/tillsyn/A 53100-2025 tillsynsbegäran.docx
@@ -347,7 +347,7 @@
     <w:r>
       <w:tab/>
       <w:tab/>
-      <w:t>2026-01-09</w:t>
+      <w:t>2026-01-10</w:t>
       <w:br/>
       <w:br/>
     </w:r>

--- a/tillsyn/A 53100-2025 tillsynsbegäran.docx
+++ b/tillsyn/A 53100-2025 tillsynsbegäran.docx
@@ -347,7 +347,7 @@
     <w:r>
       <w:tab/>
       <w:tab/>
-      <w:t>2026-01-10</w:t>
+      <w:t>2026-01-11</w:t>
       <w:br/>
       <w:br/>
     </w:r>

--- a/tillsyn/A 53100-2025 tillsynsbegäran.docx
+++ b/tillsyn/A 53100-2025 tillsynsbegäran.docx
@@ -347,7 +347,7 @@
     <w:r>
       <w:tab/>
       <w:tab/>
-      <w:t>2026-01-11</w:t>
+      <w:t>2026-01-12</w:t>
       <w:br/>
       <w:br/>
     </w:r>

--- a/tillsyn/A 53100-2025 tillsynsbegäran.docx
+++ b/tillsyn/A 53100-2025 tillsynsbegäran.docx
@@ -347,7 +347,7 @@
     <w:r>
       <w:tab/>
       <w:tab/>
-      <w:t>2026-01-12</w:t>
+      <w:t>2026-01-13</w:t>
       <w:br/>
       <w:br/>
     </w:r>

--- a/tillsyn/A 53100-2025 tillsynsbegäran.docx
+++ b/tillsyn/A 53100-2025 tillsynsbegäran.docx
@@ -347,7 +347,7 @@
     <w:r>
       <w:tab/>
       <w:tab/>
-      <w:t>2026-01-13</w:t>
+      <w:t>2026-01-14</w:t>
       <w:br/>
       <w:br/>
     </w:r>

--- a/tillsyn/A 53100-2025 tillsynsbegäran.docx
+++ b/tillsyn/A 53100-2025 tillsynsbegäran.docx
@@ -347,7 +347,7 @@
     <w:r>
       <w:tab/>
       <w:tab/>
-      <w:t>2026-01-14</w:t>
+      <w:t>2026-01-15</w:t>
       <w:br/>
       <w:br/>
     </w:r>

--- a/tillsyn/A 53100-2025 tillsynsbegäran.docx
+++ b/tillsyn/A 53100-2025 tillsynsbegäran.docx
@@ -347,7 +347,7 @@
     <w:r>
       <w:tab/>
       <w:tab/>
-      <w:t>2026-01-15</w:t>
+      <w:t>2026-01-16</w:t>
       <w:br/>
       <w:br/>
     </w:r>

--- a/tillsyn/A 53100-2025 tillsynsbegäran.docx
+++ b/tillsyn/A 53100-2025 tillsynsbegäran.docx
@@ -347,7 +347,7 @@
     <w:r>
       <w:tab/>
       <w:tab/>
-      <w:t>2026-01-16</w:t>
+      <w:t>2026-01-17</w:t>
       <w:br/>
       <w:br/>
     </w:r>

--- a/tillsyn/A 53100-2025 tillsynsbegäran.docx
+++ b/tillsyn/A 53100-2025 tillsynsbegäran.docx
@@ -347,7 +347,7 @@
     <w:r>
       <w:tab/>
       <w:tab/>
-      <w:t>2026-01-17</w:t>
+      <w:t>2026-01-18</w:t>
       <w:br/>
       <w:br/>
     </w:r>

--- a/tillsyn/A 53100-2025 tillsynsbegäran.docx
+++ b/tillsyn/A 53100-2025 tillsynsbegäran.docx
@@ -347,7 +347,7 @@
     <w:r>
       <w:tab/>
       <w:tab/>
-      <w:t>2026-01-18</w:t>
+      <w:t>2026-01-19</w:t>
       <w:br/>
       <w:br/>
     </w:r>

--- a/tillsyn/A 53100-2025 tillsynsbegäran.docx
+++ b/tillsyn/A 53100-2025 tillsynsbegäran.docx
@@ -347,7 +347,7 @@
     <w:r>
       <w:tab/>
       <w:tab/>
-      <w:t>2026-01-19</w:t>
+      <w:t>2026-01-20</w:t>
       <w:br/>
       <w:br/>
     </w:r>

--- a/tillsyn/A 53100-2025 tillsynsbegäran.docx
+++ b/tillsyn/A 53100-2025 tillsynsbegäran.docx
@@ -347,7 +347,7 @@
     <w:r>
       <w:tab/>
       <w:tab/>
-      <w:t>2026-01-20</w:t>
+      <w:t>2026-01-21</w:t>
       <w:br/>
       <w:br/>
     </w:r>

--- a/tillsyn/A 53100-2025 tillsynsbegäran.docx
+++ b/tillsyn/A 53100-2025 tillsynsbegäran.docx
@@ -347,7 +347,7 @@
     <w:r>
       <w:tab/>
       <w:tab/>
-      <w:t>2026-01-21</w:t>
+      <w:t>2026-01-23</w:t>
       <w:br/>
       <w:br/>
     </w:r>

--- a/tillsyn/A 53100-2025 tillsynsbegäran.docx
+++ b/tillsyn/A 53100-2025 tillsynsbegäran.docx
@@ -347,7 +347,7 @@
     <w:r>
       <w:tab/>
       <w:tab/>
-      <w:t>2026-01-23</w:t>
+      <w:t>2026-01-24</w:t>
       <w:br/>
       <w:br/>
     </w:r>

--- a/tillsyn/A 53100-2025 tillsynsbegäran.docx
+++ b/tillsyn/A 53100-2025 tillsynsbegäran.docx
@@ -347,7 +347,7 @@
     <w:r>
       <w:tab/>
       <w:tab/>
-      <w:t>2026-01-24</w:t>
+      <w:t>2026-01-25</w:t>
       <w:br/>
       <w:br/>
     </w:r>

--- a/tillsyn/A 53100-2025 tillsynsbegäran.docx
+++ b/tillsyn/A 53100-2025 tillsynsbegäran.docx
@@ -347,7 +347,7 @@
     <w:r>
       <w:tab/>
       <w:tab/>
-      <w:t>2026-01-25</w:t>
+      <w:t>2026-01-26</w:t>
       <w:br/>
       <w:br/>
     </w:r>

--- a/tillsyn/A 53100-2025 tillsynsbegäran.docx
+++ b/tillsyn/A 53100-2025 tillsynsbegäran.docx
@@ -347,7 +347,7 @@
     <w:r>
       <w:tab/>
       <w:tab/>
-      <w:t>2026-01-26</w:t>
+      <w:t>2026-01-27</w:t>
       <w:br/>
       <w:br/>
     </w:r>

--- a/tillsyn/A 53100-2025 tillsynsbegäran.docx
+++ b/tillsyn/A 53100-2025 tillsynsbegäran.docx
@@ -347,7 +347,7 @@
     <w:r>
       <w:tab/>
       <w:tab/>
-      <w:t>2026-01-27</w:t>
+      <w:t>2026-01-28</w:t>
       <w:br/>
       <w:br/>
     </w:r>

--- a/tillsyn/A 53100-2025 tillsynsbegäran.docx
+++ b/tillsyn/A 53100-2025 tillsynsbegäran.docx
@@ -412,7 +412,7 @@
     <w:r>
       <w:tab/>
       <w:tab/>
-      <w:t>2026-02-22</w:t>
+      <w:t>2026-02-23</w:t>
       <w:br/>
       <w:br/>
     </w:r>

--- a/tillsyn/A 53100-2025 tillsynsbegäran.docx
+++ b/tillsyn/A 53100-2025 tillsynsbegäran.docx
@@ -412,7 +412,7 @@
     <w:r>
       <w:tab/>
       <w:tab/>
-      <w:t>2026-02-23</w:t>
+      <w:t>2026-02-24</w:t>
       <w:br/>
       <w:br/>
     </w:r>

--- a/tillsyn/A 53100-2025 tillsynsbegäran.docx
+++ b/tillsyn/A 53100-2025 tillsynsbegäran.docx
@@ -412,7 +412,7 @@
     <w:r>
       <w:tab/>
       <w:tab/>
-      <w:t>2026-02-24</w:t>
+      <w:t>2026-02-25</w:t>
       <w:br/>
       <w:br/>
     </w:r>

--- a/tillsyn/A 53100-2025 tillsynsbegäran.docx
+++ b/tillsyn/A 53100-2025 tillsynsbegäran.docx
@@ -412,7 +412,7 @@
     <w:r>
       <w:tab/>
       <w:tab/>
-      <w:t>2026-02-25</w:t>
+      <w:t>2026-02-26</w:t>
       <w:br/>
       <w:br/>
     </w:r>

--- a/tillsyn/A 53100-2025 tillsynsbegäran.docx
+++ b/tillsyn/A 53100-2025 tillsynsbegäran.docx
@@ -412,7 +412,7 @@
     <w:r>
       <w:tab/>
       <w:tab/>
-      <w:t>2026-02-26</w:t>
+      <w:t>2026-02-28</w:t>
       <w:br/>
       <w:br/>
     </w:r>

--- a/tillsyn/A 53100-2025 tillsynsbegäran.docx
+++ b/tillsyn/A 53100-2025 tillsynsbegäran.docx
@@ -412,7 +412,7 @@
     <w:r>
       <w:tab/>
       <w:tab/>
-      <w:t>2026-02-28</w:t>
+      <w:t>2026-03-01</w:t>
       <w:br/>
       <w:br/>
     </w:r>

--- a/tillsyn/A 53100-2025 tillsynsbegäran.docx
+++ b/tillsyn/A 53100-2025 tillsynsbegäran.docx
@@ -412,7 +412,7 @@
     <w:r>
       <w:tab/>
       <w:tab/>
-      <w:t>2026-03-01</w:t>
+      <w:t>2026-03-02</w:t>
       <w:br/>
       <w:br/>
     </w:r>

--- a/tillsyn/A 53100-2025 tillsynsbegäran.docx
+++ b/tillsyn/A 53100-2025 tillsynsbegäran.docx
@@ -412,7 +412,7 @@
     <w:r>
       <w:tab/>
       <w:tab/>
-      <w:t>2026-03-02</w:t>
+      <w:t>2026-03-03</w:t>
       <w:br/>
       <w:br/>
     </w:r>

--- a/tillsyn/A 53100-2025 tillsynsbegäran.docx
+++ b/tillsyn/A 53100-2025 tillsynsbegäran.docx
@@ -412,7 +412,7 @@
     <w:r>
       <w:tab/>
       <w:tab/>
-      <w:t>2026-03-03</w:t>
+      <w:t>2026-03-04</w:t>
       <w:br/>
       <w:br/>
     </w:r>

--- a/tillsyn/A 53100-2025 tillsynsbegäran.docx
+++ b/tillsyn/A 53100-2025 tillsynsbegäran.docx
@@ -412,7 +412,7 @@
     <w:r>
       <w:tab/>
       <w:tab/>
-      <w:t>2026-03-04</w:t>
+      <w:t>2026-03-05</w:t>
       <w:br/>
       <w:br/>
     </w:r>

--- a/tillsyn/A 53100-2025 tillsynsbegäran.docx
+++ b/tillsyn/A 53100-2025 tillsynsbegäran.docx
@@ -412,7 +412,7 @@
     <w:r>
       <w:tab/>
       <w:tab/>
-      <w:t>2026-03-05</w:t>
+      <w:t>2026-03-06</w:t>
       <w:br/>
       <w:br/>
     </w:r>

--- a/tillsyn/A 53100-2025 tillsynsbegäran.docx
+++ b/tillsyn/A 53100-2025 tillsynsbegäran.docx
@@ -412,7 +412,7 @@
     <w:r>
       <w:tab/>
       <w:tab/>
-      <w:t>2026-03-06</w:t>
+      <w:t>2026-03-07</w:t>
       <w:br/>
       <w:br/>
     </w:r>

--- a/tillsyn/A 53100-2025 tillsynsbegäran.docx
+++ b/tillsyn/A 53100-2025 tillsynsbegäran.docx
@@ -412,7 +412,7 @@
     <w:r>
       <w:tab/>
       <w:tab/>
-      <w:t>2026-03-07</w:t>
+      <w:t>2026-03-08</w:t>
       <w:br/>
       <w:br/>
     </w:r>

--- a/tillsyn/A 53100-2025 tillsynsbegäran.docx
+++ b/tillsyn/A 53100-2025 tillsynsbegäran.docx
@@ -412,7 +412,7 @@
     <w:r>
       <w:tab/>
       <w:tab/>
-      <w:t>2026-03-08</w:t>
+      <w:t>2026-03-09</w:t>
       <w:br/>
       <w:br/>
     </w:r>

--- a/tillsyn/A 53100-2025 tillsynsbegäran.docx
+++ b/tillsyn/A 53100-2025 tillsynsbegäran.docx
@@ -412,7 +412,7 @@
     <w:r>
       <w:tab/>
       <w:tab/>
-      <w:t>2026-03-09</w:t>
+      <w:t>2026-03-10</w:t>
       <w:br/>
       <w:br/>
     </w:r>

--- a/tillsyn/A 53100-2025 tillsynsbegäran.docx
+++ b/tillsyn/A 53100-2025 tillsynsbegäran.docx
@@ -187,7 +187,7 @@
         <w:t>Spillkråka (NT, §4)</w:t>
       </w:r>
       <w:r>
-        <w:t xml:space="preserve"> är rödlistad som nära hotad och ingår i bilaga 1 i EU:s fågeldirektiv. Den minskar i population på grund av minskad tillgång på lämpliga bo- och födoträd och minskad födotillgång. Spillkråkans minskningstakt har uppgått till 19 (24–10) % under de senaste 15 åren. Minskningstakten för den svenska populationen bedöms vara nära gränsvärdet för Sårbar (VU) (A2bc). Skogsbruk med korta omloppstider och täta, homogena ungskogar utgör det största hotet. Spillkråka är typisk art för </w:t>
+        <w:t xml:space="preserve"> är rödlistad som nära hotad och ingår i bilaga 1 i EU:s fågeldirektiv. Den minskar i population på grund av minskad tillgång på lämpliga bo- och födoträd och minskad födotillgång. Spillkråkans minskningstakt har uppgått till 19 (24–10) % under de senaste 15 åren och bedöms vara nära gränsvärdet för Sårbar (VU) (A2bc). Spillkråka är en nyckelart i skogliga miljöer vars övergivna bohål utnyttjas av flera andra hålhäckande fågelarter och fladdermöss. Den behöver grova träd, främst tall, asp och bok som boträd. Skogsbruk med korta omloppstider och täta, homogena ungskogar utgör det största hotet. Spillkråka är typisk art för </w:t>
       </w:r>
       <w:r>
         <w:rPr>
@@ -205,7 +205,7 @@
         <w:t xml:space="preserve"> 9740 Skogsbevuxen myr </w:t>
       </w:r>
       <w:r>
-        <w:t>(SLU Artdatabanken, 2023).</w:t>
+        <w:t>(SLU Artdatabanken, 2025; Skogsstyrelsen 2016).</w:t>
       </w:r>
     </w:p>
     <w:p>
@@ -254,7 +254,7 @@
         <w:t xml:space="preserve"> 9740 Skogsbevuxen myr</w:t>
       </w:r>
       <w:r>
-        <w:t xml:space="preserve"> och ingår i bilaga 1 i EU:s fågeldirektiv. Spillkråka lever i både barr- och blandskog liksom i ren lövskog. De tätaste populationerna tenderar att finnas i äldre, variationsrik blandskog med gott om död ved och gamla träd.</w:t>
+        <w:t xml:space="preserve"> och ingår i bilaga 1 i EU:s fågeldirektiv. Spillkråka lever i både barr- och blandskog liksom i ren lövskog. De tätaste populationerna tenderar att finnas i äldre, variationsrik blandskog med gott om död ved och gamla träd. Spillkråka är en nyckelart i skogliga miljöer vars övergivna bohål utnyttjas av flera andra hålhäckande fågelarter och fladdermöss (SLU Artdatabanken, 2023; Skogsstyrelsen 2016).</w:t>
       </w:r>
     </w:p>
     <w:p>
@@ -272,7 +272,21 @@
     </w:p>
     <w:p>
       <w:r>
-        <w:t xml:space="preserve">SLU Artdatabanken, 2021. </w:t>
+        <w:t xml:space="preserve">Skogsstyrelsen, 2016. </w:t>
+      </w:r>
+      <w:r>
+        <w:rPr>
+          <w:i/>
+        </w:rPr>
+        <w:t xml:space="preserve">Vägledning för hänsyn till spillkråka. </w:t>
+      </w:r>
+      <w:r>
+        <w:t>Vägledningar och kunskapsstöd artskydd – Skogsstyrelsen.</w:t>
+      </w:r>
+    </w:p>
+    <w:p>
+      <w:r>
+        <w:t xml:space="preserve">SLU Artdatabanken, 2023. </w:t>
       </w:r>
       <w:r>
         <w:rPr>
@@ -412,7 +426,7 @@
     <w:r>
       <w:tab/>
       <w:tab/>
-      <w:t>2026-03-10</w:t>
+      <w:t>2026-03-11</w:t>
       <w:br/>
       <w:br/>
     </w:r>

--- a/tillsyn/A 53100-2025 tillsynsbegäran.docx
+++ b/tillsyn/A 53100-2025 tillsynsbegäran.docx
@@ -426,7 +426,7 @@
     <w:r>
       <w:tab/>
       <w:tab/>
-      <w:t>2026-03-11</w:t>
+      <w:t>2026-03-12</w:t>
       <w:br/>
       <w:br/>
     </w:r>

--- a/tillsyn/A 53100-2025 tillsynsbegäran.docx
+++ b/tillsyn/A 53100-2025 tillsynsbegäran.docx
@@ -426,7 +426,7 @@
     <w:r>
       <w:tab/>
       <w:tab/>
-      <w:t>2026-03-12</w:t>
+      <w:t>2026-03-13</w:t>
       <w:br/>
       <w:br/>
     </w:r>

--- a/tillsyn/A 53100-2025 tillsynsbegäran.docx
+++ b/tillsyn/A 53100-2025 tillsynsbegäran.docx
@@ -446,7 +446,7 @@
     <w:r>
       <w:tab/>
       <w:tab/>
-      <w:t>2026-04-14</w:t>
+      <w:t>2026-04-15</w:t>
       <w:br/>
       <w:br/>
     </w:r>

--- a/tillsyn/A 53100-2025 tillsynsbegäran.docx
+++ b/tillsyn/A 53100-2025 tillsynsbegäran.docx
@@ -446,7 +446,7 @@
     <w:r>
       <w:tab/>
       <w:tab/>
-      <w:t>2026-04-15</w:t>
+      <w:t>2026-04-16</w:t>
       <w:br/>
       <w:br/>
     </w:r>

--- a/tillsyn/A 53100-2025 tillsynsbegäran.docx
+++ b/tillsyn/A 53100-2025 tillsynsbegäran.docx
@@ -446,7 +446,7 @@
     <w:r>
       <w:tab/>
       <w:tab/>
-      <w:t>2026-04-16</w:t>
+      <w:t>2026-04-17</w:t>
       <w:br/>
       <w:br/>
     </w:r>

--- a/tillsyn/A 53100-2025 tillsynsbegäran.docx
+++ b/tillsyn/A 53100-2025 tillsynsbegäran.docx
@@ -446,7 +446,7 @@
     <w:r>
       <w:tab/>
       <w:tab/>
-      <w:t>2026-04-17</w:t>
+      <w:t>2026-04-18</w:t>
       <w:br/>
       <w:br/>
     </w:r>

--- a/tillsyn/A 53100-2025 tillsynsbegäran.docx
+++ b/tillsyn/A 53100-2025 tillsynsbegäran.docx
@@ -446,7 +446,7 @@
     <w:r>
       <w:tab/>
       <w:tab/>
-      <w:t>2026-04-18</w:t>
+      <w:t>2026-04-19</w:t>
       <w:br/>
       <w:br/>
     </w:r>

--- a/tillsyn/A 53100-2025 tillsynsbegäran.docx
+++ b/tillsyn/A 53100-2025 tillsynsbegäran.docx
@@ -446,7 +446,7 @@
     <w:r>
       <w:tab/>
       <w:tab/>
-      <w:t>2026-04-19</w:t>
+      <w:t>2026-04-20</w:t>
       <w:br/>
       <w:br/>
     </w:r>

--- a/tillsyn/A 53100-2025 tillsynsbegäran.docx
+++ b/tillsyn/A 53100-2025 tillsynsbegäran.docx
@@ -446,7 +446,7 @@
     <w:r>
       <w:tab/>
       <w:tab/>
-      <w:t>2026-04-20</w:t>
+      <w:t>2026-04-21</w:t>
       <w:br/>
       <w:br/>
     </w:r>

--- a/tillsyn/A 53100-2025 tillsynsbegäran.docx
+++ b/tillsyn/A 53100-2025 tillsynsbegäran.docx
@@ -446,7 +446,7 @@
     <w:r>
       <w:tab/>
       <w:tab/>
-      <w:t>2026-04-21</w:t>
+      <w:t>2026-04-22</w:t>
       <w:br/>
       <w:br/>
     </w:r>

--- a/tillsyn/A 53100-2025 tillsynsbegäran.docx
+++ b/tillsyn/A 53100-2025 tillsynsbegäran.docx
@@ -446,7 +446,7 @@
     <w:r>
       <w:tab/>
       <w:tab/>
-      <w:t>2026-04-22</w:t>
+      <w:t>2026-04-23</w:t>
       <w:br/>
       <w:br/>
     </w:r>

--- a/tillsyn/A 53100-2025 tillsynsbegäran.docx
+++ b/tillsyn/A 53100-2025 tillsynsbegäran.docx
@@ -446,7 +446,7 @@
     <w:r>
       <w:tab/>
       <w:tab/>
-      <w:t>2026-04-23</w:t>
+      <w:t>2026-04-24</w:t>
       <w:br/>
       <w:br/>
     </w:r>

--- a/tillsyn/A 53100-2025 tillsynsbegäran.docx
+++ b/tillsyn/A 53100-2025 tillsynsbegäran.docx
@@ -446,7 +446,7 @@
     <w:r>
       <w:tab/>
       <w:tab/>
-      <w:t>2026-04-24</w:t>
+      <w:t>2026-04-25</w:t>
       <w:br/>
       <w:br/>
     </w:r>

--- a/tillsyn/A 53100-2025 tillsynsbegäran.docx
+++ b/tillsyn/A 53100-2025 tillsynsbegäran.docx
@@ -446,7 +446,7 @@
     <w:r>
       <w:tab/>
       <w:tab/>
-      <w:t>2026-04-25</w:t>
+      <w:t>2026-04-26</w:t>
       <w:br/>
       <w:br/>
     </w:r>

--- a/tillsyn/A 53100-2025 tillsynsbegäran.docx
+++ b/tillsyn/A 53100-2025 tillsynsbegäran.docx
@@ -446,7 +446,7 @@
     <w:r>
       <w:tab/>
       <w:tab/>
-      <w:t>2026-04-26</w:t>
+      <w:t>2026-04-27</w:t>
       <w:br/>
       <w:br/>
     </w:r>

--- a/tillsyn/A 53100-2025 tillsynsbegäran.docx
+++ b/tillsyn/A 53100-2025 tillsynsbegäran.docx
@@ -446,7 +446,7 @@
     <w:r>
       <w:tab/>
       <w:tab/>
-      <w:t>2026-04-27</w:t>
+      <w:t>2026-04-28</w:t>
       <w:br/>
       <w:br/>
     </w:r>

--- a/tillsyn/A 53100-2025 tillsynsbegäran.docx
+++ b/tillsyn/A 53100-2025 tillsynsbegäran.docx
@@ -446,7 +446,7 @@
     <w:r>
       <w:tab/>
       <w:tab/>
-      <w:t>2026-04-28</w:t>
+      <w:t>2026-04-29</w:t>
       <w:br/>
       <w:br/>
     </w:r>

--- a/tillsyn/A 53100-2025 tillsynsbegäran.docx
+++ b/tillsyn/A 53100-2025 tillsynsbegäran.docx
@@ -446,7 +446,7 @@
     <w:r>
       <w:tab/>
       <w:tab/>
-      <w:t>2026-04-29</w:t>
+      <w:t>2026-04-30</w:t>
       <w:br/>
       <w:br/>
     </w:r>

--- a/tillsyn/A 53100-2025 tillsynsbegäran.docx
+++ b/tillsyn/A 53100-2025 tillsynsbegäran.docx
@@ -446,7 +446,7 @@
     <w:r>
       <w:tab/>
       <w:tab/>
-      <w:t>2026-05-16</w:t>
+      <w:t>2026-05-17</w:t>
       <w:br/>
       <w:br/>
     </w:r>

--- a/tillsyn/A 53100-2025 tillsynsbegäran.docx
+++ b/tillsyn/A 53100-2025 tillsynsbegäran.docx
@@ -446,7 +446,7 @@
     <w:r>
       <w:tab/>
       <w:tab/>
-      <w:t>2026-05-17</w:t>
+      <w:t>2026-05-18</w:t>
       <w:br/>
       <w:br/>
     </w:r>

--- a/tillsyn/A 53100-2025 tillsynsbegäran.docx
+++ b/tillsyn/A 53100-2025 tillsynsbegäran.docx
@@ -446,7 +446,7 @@
     <w:r>
       <w:tab/>
       <w:tab/>
-      <w:t>2026-05-18</w:t>
+      <w:t>2026-05-19</w:t>
       <w:br/>
       <w:br/>
     </w:r>

--- a/tillsyn/A 53100-2025 tillsynsbegäran.docx
+++ b/tillsyn/A 53100-2025 tillsynsbegäran.docx
@@ -446,7 +446,7 @@
     <w:r>
       <w:tab/>
       <w:tab/>
-      <w:t>2026-05-19</w:t>
+      <w:t>2026-05-20</w:t>
       <w:br/>
       <w:br/>
     </w:r>

--- a/tillsyn/A 53100-2025 tillsynsbegäran.docx
+++ b/tillsyn/A 53100-2025 tillsynsbegäran.docx
@@ -35,7 +35,7 @@
     </w:p>
     <w:p>
       <w:r>
-        <w:t>I avverkningsanmälan har följande 6 naturvårdsarter hittats: blanksvart spiklav (NT), spillkråka (NT, §4), vedflamlav (NT), vedskivlav (NT), björksplintborre (S) och dropptaggsvamp (S). Av dessa är 4 rödlistade. För rödlistade arter har rödlistekategorin angivits inom parentes. Arter som är signalarter enligt Skogsstyrelsen har markerats med (S). För fridlysta arter anges även paragrafen i Artskyddsförordningen som arten är fridlyst enligt.</w:t>
+        <w:t>I avverkningsanmälan har följande 7 naturvårdsarter hittats: blanksvart spiklav (NT), kungsörn (NT, §4), spillkråka (NT, §4), vedflamlav (NT), vedskivlav (NT), björksplintborre (S) och dropptaggsvamp (S). Av dessa är 5 rödlistade. För rödlistade arter har rödlistekategorin angivits inom parentes. Arter som är signalarter enligt Skogsstyrelsen har markerats med (S). För fridlysta arter anges även paragrafen i Artskyddsförordningen som arten är fridlyst enligt.</w:t>
       </w:r>
     </w:p>
     <w:p>
@@ -182,7 +182,7 @@
     </w:p>
     <w:p>
       <w:r>
-        <w:t>Följande fridlysta arter har sina livsmiljöer och växtplatser i den avverkningsanmälda skogen: spillkråka (NT, §4).</w:t>
+        <w:t>Följande fridlysta arter har sina livsmiljöer och växtplatser i den avverkningsanmälda skogen: kungsörn (NT, §4) och spillkråka (NT, §4).</w:t>
       </w:r>
     </w:p>
     <w:p>
@@ -197,6 +197,17 @@
       </w:r>
       <w:r>
         <w:t>(artikel 1). Vidare att de åtgärder som vidtas inte får leda till en försämring av den nuvarande situationen beträffande bevarandet av de fågelarter som avses i artikel 1 (artikel 13). Fågeldirektivet är styrande för tillsynsansvariga myndigheters ärendehantering, ställningstaganden och beslutsfattande.</w:t>
+      </w:r>
+    </w:p>
+    <w:p>
+      <w:r>
+        <w:rPr>
+          <w:b/>
+        </w:rPr>
+        <w:t>Kungsörn (NT, §4)</w:t>
+      </w:r>
+      <w:r>
+        <w:t xml:space="preserve"> är rödlistad som nära hotad och upptagen i bilaga 1 EU:s fågeldirektiv. Boträd får inte avverkas och skyddande skog bör vid avverkning alltid sparas runt örnbon, även runt s.k. alternativbon. Som utgångspunkt vid bedömning av hur mycket skog som skall lämnas runt boträdet bör 200 meters radie gälla. Under häckningsperioden (1 januari till 31 augusti) är kungsörnen störningskänslig och inga skogsbruksåtgärder eller andra störande verksamheter får förekomma närmare än 500 m från boet under den tiden. Arealen på det sparade skogspartiet kan uppgå till åtskilliga tiotals hektar beroende på t.ex. topografi, vindexponering och insyn. Det är även värdefullt om sammanhängande skog kan lämnas i någon riktning. Avverkning av gammelskog i bergsbranter och annan svår terräng måste undvikas (SLU Artdatabanken, 2024; Skogsstyrelsen, 2016).</w:t>
       </w:r>
     </w:p>
     <w:p>
@@ -244,6 +255,70 @@
       </w:pPr>
       <w:r>
         <w:t>BILAGA 1 – Fridlysta arter</w:t>
+      </w:r>
+    </w:p>
+    <w:p>
+      <w:pPr>
+        <w:pStyle w:val="Heading1"/>
+      </w:pPr>
+      <w:r>
+        <w:t>Kungsörn – ekologi samt krav på livsmiljön</w:t>
+      </w:r>
+    </w:p>
+    <w:p>
+      <w:r>
+        <w:t>Kungsörn är rödlistad som nära hotad (NT) och fridlyst enligt 4§ Artskyddsförordningen samt upptagen i bilaga 1 EU:s fågeldirektiv. Kungsörnen häckar i skogs- och fjällområden där den bygger stora risbon i grova träd eller på klipphyllor. Risboet är ca 1,5 m i diameter och i extremfall upp till 5 m högt, vanligtvis beläget i en kraftig tall eller i ett klippstup, ofta med utsikt över terrängen. Varje par har ofta flera alternativa boplatser inom sitt revir och dessa kan ligga åtskilliga kilometer från varandra (upp till 6,5 km konstaterat i Norge). Bon i träd placeras oftast på 2/3 höjd, mera sällan i eller nära toppen (SLU Artdatabanken, 2024).</w:t>
+      </w:r>
+    </w:p>
+    <w:p>
+      <w:r>
+        <w:t>I marker med medelgod bytestillgång är avståndet mellan etablerade par under naturliga förhållanden i genomsnitt cirka 10 km. I områden med gott om byten, som t.ex. i Skåne och Gotland men lokalt även i Norrland, kan avstånden vara betydligt kortare. Till exempel på Gotland har samtidiga häckningar skett i bon belägna endast lite drygt tre kilometer från varandra. I fattiga norrlandsskogar är medelavståndet mellan paren drygt 15 km. (SLU Artdatabanken, 2024).</w:t>
+      </w:r>
+    </w:p>
+    <w:p>
+      <w:r>
+        <w:t>Boträd får inte avverkas och skyddande skog bör vid avverkning alltid sparas runt örnbon, även runt s.k. alternativbon. Som utgångspunkt vid bedömning av hur mycket skog som skall lämnas runt boträdet bör 200 meters radie gälla. Under häckningsperioden (1 januari till 31 augusti) är kungsörnen störningskänslig och inga skogsbruksåtgärder eller annan störande berksamhet får förekomma närmare än 500 m från boet under den tiden. Arealen på det sparade skogspartiet kan uppgå till åtskilliga tiotals hektar beroende på t.ex. topografi, vindexponering och insyn. Det är även värdefullt om sammanhängande skog kan lämnas i någon riktning. Avverkning av gammelskog i bergsbranter och annan svår terräng måste undvikas (SLU Artdatabanken, 2024; Skogsstyrelsen, 2016).</w:t>
+      </w:r>
+    </w:p>
+    <w:p>
+      <w:r>
+        <w:t>Kungsörnen har på lång sikt en något osäker framtid på grund av den genomhuggning och kalavverkning av äldre, urskogsartade bestånd som fortfarande sker långt upp mot fjällområdena. Därvid kan brist på lämpliga boträd uppstå, likaså försämrad bytestillgång. Boträden, tallar i minst 95 % av fallen, bör vara kraftiga och i Norrland helst minst 200 år gamla. Medelåldern på 97 friska träd var 311 år vid en studie i Norrland 1975–1980. På Gotland har medelåldern på boträden konstaterats vara 145 år. Den gammelskog som i dagens läge finns kvar i Norrland hittas framför allt i svåravverkade, branta sluttningar i anslutning till berg, på blockrika berg, i eller i anslutning till raviner och sprickdalar eller på myrholmar. Eftersom ungefär halva den svenska kungsörnsstammen är beroende av lämpliga boträd skulle en mer omfattande avverkning i ovan nämnda terrängtyper troligen vara starkt negativ för artens fortbestånd. (SLU Artdatabanken, 2024).</w:t>
+      </w:r>
+    </w:p>
+    <w:p>
+      <w:pPr>
+        <w:pStyle w:val="Heading2"/>
+      </w:pPr>
+      <w:r>
+        <w:t>Referenser – kungsörn</w:t>
+      </w:r>
+    </w:p>
+    <w:p>
+      <w:r>
+        <w:t xml:space="preserve">Skogsstyrelsen, 2016. </w:t>
+      </w:r>
+      <w:r>
+        <w:rPr>
+          <w:i/>
+        </w:rPr>
+        <w:t xml:space="preserve">Vägledning för hänsyn till kungsörn. </w:t>
+      </w:r>
+      <w:r>
+        <w:t>Vägledningar och kunskapsstöd artskydd – Skogsstyrelsen</w:t>
+      </w:r>
+    </w:p>
+    <w:p>
+      <w:r>
+        <w:t xml:space="preserve">SLU Artdatabanken, 2024. </w:t>
+      </w:r>
+      <w:r>
+        <w:rPr>
+          <w:i/>
+        </w:rPr>
+        <w:t xml:space="preserve">Artfaktablad. Naturvård – artfakta. </w:t>
+      </w:r>
+      <w:r>
+        <w:t>SLU Artdatabanken, Uppsala</w:t>
       </w:r>
     </w:p>
     <w:p>
@@ -446,7 +521,7 @@
     <w:r>
       <w:tab/>
       <w:tab/>
-      <w:t>2026-05-20</w:t>
+      <w:t>2026-05-21</w:t>
       <w:br/>
       <w:br/>
     </w:r>

--- a/tillsyn/A 53100-2025 tillsynsbegäran.docx
+++ b/tillsyn/A 53100-2025 tillsynsbegäran.docx
@@ -521,7 +521,7 @@
     <w:r>
       <w:tab/>
       <w:tab/>
-      <w:t>2026-05-21</w:t>
+      <w:t>2026-05-22</w:t>
       <w:br/>
       <w:br/>
     </w:r>

--- a/tillsyn/A 53100-2025 tillsynsbegäran.docx
+++ b/tillsyn/A 53100-2025 tillsynsbegäran.docx
@@ -521,7 +521,7 @@
     <w:r>
       <w:tab/>
       <w:tab/>
-      <w:t>2026-05-22</w:t>
+      <w:t>2026-05-23</w:t>
       <w:br/>
       <w:br/>
     </w:r>

--- a/tillsyn/A 53100-2025 tillsynsbegäran.docx
+++ b/tillsyn/A 53100-2025 tillsynsbegäran.docx
@@ -521,7 +521,7 @@
     <w:r>
       <w:tab/>
       <w:tab/>
-      <w:t>2026-05-23</w:t>
+      <w:t>2026-05-24</w:t>
       <w:br/>
       <w:br/>
     </w:r>

--- a/tillsyn/A 53100-2025 tillsynsbegäran.docx
+++ b/tillsyn/A 53100-2025 tillsynsbegäran.docx
@@ -521,7 +521,7 @@
     <w:r>
       <w:tab/>
       <w:tab/>
-      <w:t>2026-05-24</w:t>
+      <w:t>2026-05-25</w:t>
       <w:br/>
       <w:br/>
     </w:r>

--- a/tillsyn/A 53100-2025 tillsynsbegäran.docx
+++ b/tillsyn/A 53100-2025 tillsynsbegäran.docx
@@ -521,7 +521,7 @@
     <w:r>
       <w:tab/>
       <w:tab/>
-      <w:t>2026-05-25</w:t>
+      <w:t>2026-05-26</w:t>
       <w:br/>
       <w:br/>
     </w:r>

--- a/tillsyn/A 53100-2025 tillsynsbegäran.docx
+++ b/tillsyn/A 53100-2025 tillsynsbegäran.docx
@@ -521,7 +521,7 @@
     <w:r>
       <w:tab/>
       <w:tab/>
-      <w:t>2026-05-26</w:t>
+      <w:t>2026-05-27</w:t>
       <w:br/>
       <w:br/>
     </w:r>

--- a/tillsyn/A 53100-2025 tillsynsbegäran.docx
+++ b/tillsyn/A 53100-2025 tillsynsbegäran.docx
@@ -521,7 +521,7 @@
     <w:r>
       <w:tab/>
       <w:tab/>
-      <w:t>2026-05-27</w:t>
+      <w:t>2026-05-28</w:t>
       <w:br/>
       <w:br/>
     </w:r>

--- a/tillsyn/A 53100-2025 tillsynsbegäran.docx
+++ b/tillsyn/A 53100-2025 tillsynsbegäran.docx
@@ -521,7 +521,7 @@
     <w:r>
       <w:tab/>
       <w:tab/>
-      <w:t>2026-05-28</w:t>
+      <w:t>2026-05-29</w:t>
       <w:br/>
       <w:br/>
     </w:r>

--- a/tillsyn/A 53100-2025 tillsynsbegäran.docx
+++ b/tillsyn/A 53100-2025 tillsynsbegäran.docx
@@ -521,7 +521,7 @@
     <w:r>
       <w:tab/>
       <w:tab/>
-      <w:t>2026-05-29</w:t>
+      <w:t>2026-05-30</w:t>
       <w:br/>
       <w:br/>
     </w:r>

--- a/tillsyn/A 53100-2025 tillsynsbegäran.docx
+++ b/tillsyn/A 53100-2025 tillsynsbegäran.docx
@@ -521,7 +521,7 @@
     <w:r>
       <w:tab/>
       <w:tab/>
-      <w:t>2026-05-30</w:t>
+      <w:t>2026-05-31</w:t>
       <w:br/>
       <w:br/>
     </w:r>

--- a/tillsyn/A 53100-2025 tillsynsbegäran.docx
+++ b/tillsyn/A 53100-2025 tillsynsbegäran.docx
@@ -521,7 +521,7 @@
     <w:r>
       <w:tab/>
       <w:tab/>
-      <w:t>2026-05-31</w:t>
+      <w:t>2026-06-01</w:t>
       <w:br/>
       <w:br/>
     </w:r>
